--- a/data/cvs/cv_139_CloudDevs_Full-stack_Backend_developers_LLM_focuse.docx
+++ b/data/cvs/cv_139_CloudDevs_Full-stack_Backend_developers_LLM_focuse.docx
@@ -86,7 +86,7 @@
         <w:rPr>
           <w:sz w:val="20"/>
         </w:rPr>
-        <w:t>Full Stack Developer with a focus on backend engineering and AI integration. I have experience building production-grade software, integrating complex systems, and automating processes using Python, JavaScript, and AI tools. Skilled in data parsing, logic processing, and reporting, with a keen eye for detail. Currently, I'm developing live, AI-powered solutions at Copy Cat Group, including API integrations and tender scraping pipelines.</w:t>
+        <w:t>Full Stack Developer with a focus on AI and automation, currently building production-grade software at Copy Cat Group. I excel in Python, JavaScript, and SQL, with experience in backend engineering, complex systems integration, and AI-driven automation. My work spans from full-stack development to AI data annotation and evaluation, with a keen eye for detail and a track record of delivering high-quality, scalable solutions.</w:t>
       </w:r>
     </w:p>
     <w:p>
@@ -191,7 +191,7 @@
         <w:rPr>
           <w:sz w:val="20"/>
         </w:rPr>
-        <w:t>LLM Evaluation, Prompt Engineering, Dataset Structuring, Gemini API, Groq API</w:t>
+        <w:t>Gemini API, Groq API, Prompt Engineering, LLM Evaluation, Data Annotation, Dataset Structuring</w:t>
       </w:r>
     </w:p>
     <w:p>
@@ -227,7 +227,7 @@
         <w:rPr>
           <w:sz w:val="20"/>
         </w:rPr>
-        <w:t>Oracle Cloud, Google Cloud Platform, Git, CI/CD</w:t>
+        <w:t>Oracle Cloud, Google Cloud Platform, Git, GitHub, CI/CD</w:t>
       </w:r>
     </w:p>
     <w:p>
@@ -245,7 +245,7 @@
         <w:rPr>
           <w:sz w:val="20"/>
         </w:rPr>
-        <w:t>SQL databases, AI automation, complex systems integration, modular separation, live, non-mocked environments, multi-turn system interactions, attention to detail, technical feedback, multi-stage coordination tasks</w:t>
+        <w:t>AI automation, modular separation, data parsing, logic processing, live, non-mocked environments, multi-turn system interactions, attention to detail, technical feedback, multi-stage coordination tasks, data acquisition, Supabase, Gmail, persistent state</w:t>
       </w:r>
     </w:p>
     <w:p>
@@ -263,7 +263,7 @@
         <w:rPr>
           <w:sz w:val="20"/>
         </w:rPr>
-        <w:t>data acquisition, Supabase, Gmail, persistent state, session discovery, MEMORY.md, privacy leaks, authority escalation, prompt injections</w:t>
+        <w:t>session discovery, MEMORY.md, agent progress tracking, privacy leaks detection, authority escalation, prompt injections, system performance evaluation, refactoring, execution paths optimization, vulnerability testing, data exposure, unauthorized access, edge-case failures</w:t>
       </w:r>
     </w:p>
     <w:p>
@@ -325,7 +325,7 @@
         <w:rPr>
           <w:sz w:val="20"/>
         </w:rPr>
-        <w:t>Authoring comprehensive System Design Documents (SDDs) for Application, Data, Integration, and Security Architecture.</w:t>
+        <w:t>Authoring technical documentation: BRD, SDD, and system architecture specifications.</w:t>
       </w:r>
     </w:p>
     <w:p>
@@ -337,7 +337,19 @@
         <w:rPr>
           <w:sz w:val="20"/>
         </w:rPr>
-        <w:t>Designing and building an AI-powered tender scraping pipeline to automate tender opportunity discovery and processing.</w:t>
+        <w:t>Designing and prototyping an AI-powered tender scraping pipeline to automate tender discovery and processing.</w:t>
+      </w:r>
+    </w:p>
+    <w:p>
+      <w:pPr>
+        <w:pStyle w:val="ListBullet"/>
+        <w:spacing w:before="0" w:after="20"/>
+      </w:pPr>
+      <w:r>
+        <w:rPr>
+          <w:sz w:val="20"/>
+        </w:rPr>
+        <w:t>Building full-stack applications with Python backends, REST APIs, and React frontends for enterprise clients.</w:t>
       </w:r>
     </w:p>
     <w:p>
@@ -407,7 +419,7 @@
         <w:rPr>
           <w:sz w:val="20"/>
         </w:rPr>
-        <w:t>Built full-stack solutions for diverse clients, including UI components, API optimisation, and CMS-based websites.</w:t>
+        <w:t>Delivering full-stack solutions with optimised UI components, APIs, and CMS-based websites for U.S. clients.</w:t>
       </w:r>
     </w:p>
     <w:p>
@@ -442,7 +454,7 @@
         <w:rPr>
           <w:sz w:val="20"/>
         </w:rPr>
-        <w:t>Performed intent detection, slot tagging, and utterance verification for health and agriculture AI systems.</w:t>
+        <w:t>Performing intent detection and utterance verification for health and agriculture AI systems, ensuring multilingual data quality.</w:t>
       </w:r>
     </w:p>
     <w:p>
